--- a/programming/lab1/docs/report.docx
+++ b/programming/lab1/docs/report.docx
@@ -661,20 +661,18 @@
         <w:ind w:firstLine="708"/>
         <w:rPr>
           <w:rFonts w:ascii="Times New Roman" w:hAnsi="Times New Roman" w:cs="Times New Roman"/>
-          <w:lang w:val="en-US"/>
         </w:rPr>
       </w:pPr>
       <w:r>
         <w:rPr>
           <w:rFonts w:ascii="Times New Roman" w:hAnsi="Times New Roman" w:cs="Times New Roman"/>
           <w:noProof/>
-          <w:lang w:val="en-US"/>
         </w:rPr>
         <w:drawing>
-          <wp:inline distT="0" distB="0" distL="0" distR="0" wp14:anchorId="30E9E627" wp14:editId="0C53162F">
-            <wp:extent cx="2435577" cy="781050"/>
-            <wp:effectExtent l="0" t="0" r="3175" b="0"/>
-            <wp:docPr id="282715958" name="Рисунок 1"/>
+          <wp:inline distT="0" distB="0" distL="0" distR="0" wp14:anchorId="7796EE54" wp14:editId="43431F6B">
+            <wp:extent cx="2462212" cy="693262"/>
+            <wp:effectExtent l="0" t="0" r="0" b="0"/>
+            <wp:docPr id="2044853619" name="Рисунок 1"/>
             <wp:cNvGraphicFramePr>
               <a:graphicFrameLocks xmlns:a="http://schemas.openxmlformats.org/drawingml/2006/main" noChangeAspect="1"/>
             </wp:cNvGraphicFramePr>
@@ -682,7 +680,7 @@
               <a:graphicData uri="http://schemas.openxmlformats.org/drawingml/2006/picture">
                 <pic:pic xmlns:pic="http://schemas.openxmlformats.org/drawingml/2006/picture">
                   <pic:nvPicPr>
-                    <pic:cNvPr id="282715958" name=""/>
+                    <pic:cNvPr id="2044853619" name=""/>
                     <pic:cNvPicPr/>
                   </pic:nvPicPr>
                   <pic:blipFill>
@@ -694,7 +692,7 @@
                   <pic:spPr>
                     <a:xfrm>
                       <a:off x="0" y="0"/>
-                      <a:ext cx="2472792" cy="792984"/>
+                      <a:ext cx="2503471" cy="704879"/>
                     </a:xfrm>
                     <a:prstGeom prst="rect">
                       <a:avLst/>
@@ -941,6 +939,98 @@
     </w:p>
     <w:p>
       <w:pPr>
+        <w:pStyle w:val="a7"/>
+        <w:numPr>
+          <w:ilvl w:val="0"/>
+          <w:numId w:val="2"/>
+        </w:numPr>
+        <w:rPr>
+          <w:rFonts w:ascii="Times New Roman" w:hAnsi="Times New Roman" w:cs="Times New Roman"/>
+        </w:rPr>
+      </w:pPr>
+      <w:r>
+        <w:rPr>
+          <w:rFonts w:ascii="Times New Roman" w:hAnsi="Times New Roman" w:cs="Times New Roman"/>
+        </w:rPr>
+        <w:t xml:space="preserve">Далее собрал проект в </w:t>
+      </w:r>
+      <w:r>
+        <w:rPr>
+          <w:rFonts w:ascii="Times New Roman" w:hAnsi="Times New Roman" w:cs="Times New Roman"/>
+        </w:rPr>
+        <w:t>.</w:t>
+      </w:r>
+      <w:r>
+        <w:rPr>
+          <w:rFonts w:ascii="Times New Roman" w:hAnsi="Times New Roman" w:cs="Times New Roman"/>
+          <w:lang w:val="en-US"/>
+        </w:rPr>
+        <w:t>jar</w:t>
+      </w:r>
+      <w:r>
+        <w:rPr>
+          <w:rFonts w:ascii="Times New Roman" w:hAnsi="Times New Roman" w:cs="Times New Roman"/>
+        </w:rPr>
+        <w:t xml:space="preserve"> </w:t>
+      </w:r>
+      <w:r>
+        <w:rPr>
+          <w:rFonts w:ascii="Times New Roman" w:hAnsi="Times New Roman" w:cs="Times New Roman"/>
+        </w:rPr>
+        <w:t>архив</w:t>
+      </w:r>
+    </w:p>
+    <w:p>
+      <w:pPr>
+        <w:rPr>
+          <w:rFonts w:ascii="Times New Roman" w:hAnsi="Times New Roman" w:cs="Times New Roman"/>
+          <w:lang w:val="en-US"/>
+        </w:rPr>
+      </w:pPr>
+      <w:r>
+        <w:rPr>
+          <w:rFonts w:ascii="Times New Roman" w:hAnsi="Times New Roman" w:cs="Times New Roman"/>
+          <w:lang w:val="en-US"/>
+        </w:rPr>
+        <w:drawing>
+          <wp:inline distT="0" distB="0" distL="0" distR="0" wp14:anchorId="0CCBFE08" wp14:editId="2CEE66A2">
+            <wp:extent cx="5940425" cy="1249680"/>
+            <wp:effectExtent l="0" t="0" r="3175" b="7620"/>
+            <wp:docPr id="585660404" name="Рисунок 1"/>
+            <wp:cNvGraphicFramePr>
+              <a:graphicFrameLocks xmlns:a="http://schemas.openxmlformats.org/drawingml/2006/main" noChangeAspect="1"/>
+            </wp:cNvGraphicFramePr>
+            <a:graphic xmlns:a="http://schemas.openxmlformats.org/drawingml/2006/main">
+              <a:graphicData uri="http://schemas.openxmlformats.org/drawingml/2006/picture">
+                <pic:pic xmlns:pic="http://schemas.openxmlformats.org/drawingml/2006/picture">
+                  <pic:nvPicPr>
+                    <pic:cNvPr id="585660404" name=""/>
+                    <pic:cNvPicPr/>
+                  </pic:nvPicPr>
+                  <pic:blipFill>
+                    <a:blip r:embed="rId9"/>
+                    <a:stretch>
+                      <a:fillRect/>
+                    </a:stretch>
+                  </pic:blipFill>
+                  <pic:spPr>
+                    <a:xfrm>
+                      <a:off x="0" y="0"/>
+                      <a:ext cx="5940425" cy="1249680"/>
+                    </a:xfrm>
+                    <a:prstGeom prst="rect">
+                      <a:avLst/>
+                    </a:prstGeom>
+                  </pic:spPr>
+                </pic:pic>
+              </a:graphicData>
+            </a:graphic>
+          </wp:inline>
+        </w:drawing>
+      </w:r>
+    </w:p>
+    <w:p>
+      <w:pPr>
         <w:rPr>
           <w:rFonts w:ascii="Times New Roman" w:hAnsi="Times New Roman" w:cs="Times New Roman"/>
         </w:rPr>
@@ -966,27 +1056,13 @@
           <w:rFonts w:ascii="Times New Roman" w:hAnsi="Times New Roman" w:cs="Times New Roman"/>
         </w:rPr>
       </w:pPr>
-      <w:hyperlink r:id="rId9" w:history="1">
+      <w:hyperlink r:id="rId10" w:history="1">
         <w:r>
           <w:rPr>
             <w:rStyle w:val="ac"/>
             <w:rFonts w:ascii="Times New Roman" w:hAnsi="Times New Roman" w:cs="Times New Roman"/>
           </w:rPr>
-          <w:t>https://github.com/124476/itmo/blob/master/p</w:t>
-        </w:r>
-        <w:r>
-          <w:rPr>
-            <w:rStyle w:val="ac"/>
-            <w:rFonts w:ascii="Times New Roman" w:hAnsi="Times New Roman" w:cs="Times New Roman"/>
-          </w:rPr>
-          <w:t>r</w:t>
-        </w:r>
-        <w:r>
-          <w:rPr>
-            <w:rStyle w:val="ac"/>
-            <w:rFonts w:ascii="Times New Roman" w:hAnsi="Times New Roman" w:cs="Times New Roman"/>
-          </w:rPr>
-          <w:t>ogramming/lab1/src/Main.java</w:t>
+          <w:t>https://github.com/124476/itmo/blob/master/programming/lab1/src/Main.java</w:t>
         </w:r>
       </w:hyperlink>
     </w:p>
@@ -1031,7 +1107,7 @@
                     <pic:cNvPicPr/>
                   </pic:nvPicPr>
                   <pic:blipFill>
-                    <a:blip r:embed="rId10"/>
+                    <a:blip r:embed="rId11"/>
                     <a:stretch>
                       <a:fillRect/>
                     </a:stretch>
